--- a/docs/pack-commercial/commerciaux/AVENANT-CHANGEMENT-DE-FORMULE.docx
+++ b/docs/pack-commercial/commerciaux/AVENANT-CHANGEMENT-DE-FORMULE.docx
@@ -183,7 +183,7 @@
         <w:rPr>
           <w:sz w:val="20"/>
         </w:rPr>
-        <w:t>Formule actuelle : ☐ ESSENTIEL  ☐ STARTER (10 h / mois)  ☐ CONFORT (20 h / mois)  ☐ SÉRÉNITÉ (40 h / mois)</w:t>
+        <w:t>Formule actuelle : ☐ ESSENTIEL  ☐ ADHÉSION SERVICE PLUS (10 h / mois)  ☐ ADHÉSION SERVICE PREMIUM (20 h / mois)  ☐ ADHÉSION SERVICE ULTIMATE (40 h / mois)</w:t>
       </w:r>
     </w:p>
     <w:p>
@@ -366,7 +366,7 @@
                 <w:b w:val="0"/>
                 <w:sz w:val="19"/>
               </w:rPr>
-              <w:t>☐ STARTER — 10 h / mois</w:t>
+              <w:t>☐ ADHÉSION SERVICE PLUS — 10 h / mois</w:t>
             </w:r>
           </w:p>
         </w:tc>
@@ -418,7 +418,7 @@
                 <w:b w:val="0"/>
                 <w:sz w:val="19"/>
               </w:rPr>
-              <w:t>☐ CONFORT — 20 h / mois</w:t>
+              <w:t>☐ ADHÉSION SERVICE PREMIUM — 20 h / mois</w:t>
             </w:r>
           </w:p>
         </w:tc>
@@ -469,7 +469,7 @@
                 <w:b w:val="0"/>
                 <w:sz w:val="19"/>
               </w:rPr>
-              <w:t>☐ SÉRÉNITÉ — 40 h / mois</w:t>
+              <w:t>☐ ADHÉSION SERVICE ULTIMATE — 40 h / mois</w:t>
             </w:r>
           </w:p>
         </w:tc>
@@ -573,7 +573,7 @@
         <w:rPr>
           <w:sz w:val="20"/>
         </w:rPr>
-        <w:t>Heures de secrétariat reportées non consommées à la date d'effet : ______ h — perdues au changement de formule (CGV art. 12), sauf mention contraire : ______________________</w:t>
+        <w:t>Heures d'Adhésion Service reportées non consommées à la date d'effet : ______ h — perdues au changement de formule (CGV art. 12), sauf mention contraire : ______________________</w:t>
       </w:r>
     </w:p>
     <w:p>
@@ -585,7 +585,7 @@
         <w:rPr>
           <w:sz w:val="20"/>
         </w:rPr>
-        <w:t>Secrétaire affectée : ☐ inchangée   ☐ nouvelle affectation communiquée par IDEAFORMA à la date d'effet</w:t>
+        <w:t>Chargé de mission affectée : ☐ inchangée   ☐ nouvelle affectation communiquée par IDEAFORMA à la date d'effet</w:t>
       </w:r>
     </w:p>
     <w:p>
@@ -860,6 +860,9 @@
     </w:p>
     <w:sectPr>
       <w:footerReference w:type="default" r:id="rId9"/>
+      <w:headerReference w:type="default" r:id="rId10"/>
+      <w:headerReference w:type="first" r:id="rId11"/>
+      <w:footerReference w:type="first" r:id="rId12"/>
       <w:pgSz w:w="11906" w:h="16838"/>
       <w:pgMar w:top="907" w:right="1020" w:bottom="850" w:left="1020" w:header="720" w:footer="720" w:gutter="0"/>
       <w:cols w:space="720"/>
@@ -886,6 +889,36 @@
     </w:r>
   </w:p>
 </w:ftr>
+</file>
+
+<file path=word/footer2.xml><?xml version="1.0" encoding="utf-8"?>
+<w:ftr xmlns:m="http://schemas.openxmlformats.org/officeDocument/2006/math" xmlns:mc="http://schemas.openxmlformats.org/markup-compatibility/2006" xmlns:mo="http://schemas.microsoft.com/office/mac/office/2008/main" xmlns:mv="urn:schemas-microsoft-com:mac:vml" xmlns:o="urn:schemas-microsoft-com:office:office" xmlns:r="http://schemas.openxmlformats.org/officeDocument/2006/relationships" xmlns:v="urn:schemas-microsoft-com:vml" xmlns:w10="urn:schemas-microsoft-com:office:word" xmlns:w14="http://schemas.microsoft.com/office/word/2010/wordml" xmlns:w="http://schemas.openxmlformats.org/wordprocessingml/2006/main" xmlns:wne="http://schemas.microsoft.com/office/word/2006/wordml" xmlns:wp14="http://schemas.microsoft.com/office/word/2010/wordprocessingDrawing" xmlns:wp="http://schemas.openxmlformats.org/drawingml/2006/wordprocessingDrawing" xmlns:wpc="http://schemas.microsoft.com/office/word/2010/wordprocessingCanvas" xmlns:wpg="http://schemas.microsoft.com/office/word/2010/wordprocessingGroup" xmlns:wpi="http://schemas.microsoft.com/office/word/2010/wordprocessingInk" xmlns:wps="http://schemas.microsoft.com/office/word/2010/wordprocessingShape" mc:Ignorable="w14 wp14">
+  <w:p>
+    <w:pPr>
+      <w:pStyle w:val="Footer"/>
+    </w:pPr>
+  </w:p>
+</w:ftr>
+</file>
+
+<file path=word/header1.xml><?xml version="1.0" encoding="utf-8"?>
+<w:hdr xmlns:m="http://schemas.openxmlformats.org/officeDocument/2006/math" xmlns:mc="http://schemas.openxmlformats.org/markup-compatibility/2006" xmlns:mo="http://schemas.microsoft.com/office/mac/office/2008/main" xmlns:mv="urn:schemas-microsoft-com:mac:vml" xmlns:o="urn:schemas-microsoft-com:office:office" xmlns:r="http://schemas.openxmlformats.org/officeDocument/2006/relationships" xmlns:v="urn:schemas-microsoft-com:vml" xmlns:w10="urn:schemas-microsoft-com:office:word" xmlns:w14="http://schemas.microsoft.com/office/word/2010/wordml" xmlns:w="http://schemas.openxmlformats.org/wordprocessingml/2006/main" xmlns:wne="http://schemas.microsoft.com/office/word/2006/wordml" xmlns:wp14="http://schemas.microsoft.com/office/word/2010/wordprocessingDrawing" xmlns:wp="http://schemas.openxmlformats.org/drawingml/2006/wordprocessingDrawing" xmlns:wpc="http://schemas.microsoft.com/office/word/2010/wordprocessingCanvas" xmlns:wpg="http://schemas.microsoft.com/office/word/2010/wordprocessingGroup" xmlns:wpi="http://schemas.microsoft.com/office/word/2010/wordprocessingInk" xmlns:wps="http://schemas.microsoft.com/office/word/2010/wordprocessingShape" mc:Ignorable="w14 wp14">
+  <w:p>
+    <w:pPr>
+      <w:pStyle w:val="Header"/>
+    </w:pPr>
+  </w:p>
+</w:hdr>
+</file>
+
+<file path=word/header2.xml><?xml version="1.0" encoding="utf-8"?>
+<w:hdr xmlns:m="http://schemas.openxmlformats.org/officeDocument/2006/math" xmlns:mc="http://schemas.openxmlformats.org/markup-compatibility/2006" xmlns:mo="http://schemas.microsoft.com/office/mac/office/2008/main" xmlns:mv="urn:schemas-microsoft-com:mac:vml" xmlns:o="urn:schemas-microsoft-com:office:office" xmlns:r="http://schemas.openxmlformats.org/officeDocument/2006/relationships" xmlns:v="urn:schemas-microsoft-com:vml" xmlns:w10="urn:schemas-microsoft-com:office:word" xmlns:w14="http://schemas.microsoft.com/office/word/2010/wordml" xmlns:w="http://schemas.openxmlformats.org/wordprocessingml/2006/main" xmlns:wne="http://schemas.microsoft.com/office/word/2006/wordml" xmlns:wp14="http://schemas.microsoft.com/office/word/2010/wordprocessingDrawing" xmlns:wp="http://schemas.openxmlformats.org/drawingml/2006/wordprocessingDrawing" xmlns:wpc="http://schemas.microsoft.com/office/word/2010/wordprocessingCanvas" xmlns:wpg="http://schemas.microsoft.com/office/word/2010/wordprocessingGroup" xmlns:wpi="http://schemas.microsoft.com/office/word/2010/wordprocessingInk" xmlns:wps="http://schemas.microsoft.com/office/word/2010/wordprocessingShape" mc:Ignorable="w14 wp14">
+  <w:p>
+    <w:pPr>
+      <w:pStyle w:val="Header"/>
+    </w:pPr>
+  </w:p>
+</w:hdr>
 </file>
 
 <file path=word/numbering.xml><?xml version="1.0" encoding="utf-8"?>

--- a/docs/pack-commercial/commerciaux/AVENANT-CHANGEMENT-DE-FORMULE.docx
+++ b/docs/pack-commercial/commerciaux/AVENANT-CHANGEMENT-DE-FORMULE.docx
@@ -26,7 +26,7 @@
           <w:color w:val="DB2777"/>
           <w:sz w:val="17"/>
         </w:rPr>
-        <w:t>MY EASY AUTO BY IDEAFORMA</w:t>
+        <w:t xml:space="preserve">MY EASY AUTO</w:t>
       </w:r>
     </w:p>
     <w:p>
@@ -124,7 +124,7 @@
                 <w:b w:val="0"/>
                 <w:sz w:val="19"/>
               </w:rPr>
-              <w:t>IDEAFORMA</w:t>
+              <w:t xml:space="preserve">MY EASY AUTO</w:t>
               <w:br/>
               <w:t>SIRET 993 125 335 00014</w:t>
               <w:br/>
@@ -549,7 +549,7 @@
         <w:rPr>
           <w:sz w:val="20"/>
         </w:rPr>
-        <w:t>Nouvelle mensualité HT : ____________ €  (TVA en sus) — remise exceptionnelle conservée : ☐ non  ☐ oui, ______ % (validation IDEAFORMA)</w:t>
+        <w:t xml:space="preserve">Nouvelle mensualité HT : ____________ €  (TVA en sus) — remise exceptionnelle conservée : ☐ non  ☐ oui, ______ % (validation MY EASY AUTO)</w:t>
       </w:r>
     </w:p>
     <w:p>
@@ -585,7 +585,7 @@
         <w:rPr>
           <w:sz w:val="20"/>
         </w:rPr>
-        <w:t>Chargé de mission affectée : ☐ inchangée   ☐ nouvelle affectation communiquée par IDEAFORMA à la date d'effet</w:t>
+        <w:t xml:space="preserve">Chargé de mission affecté : ☐ inchangé   ☐ nouvelle affectation communiquée par MY EASY AUTO à la date d'effet</w:t>
       </w:r>
     </w:p>
     <w:p>
@@ -673,7 +673,7 @@
               <w:rPr>
                 <w:sz w:val="19"/>
               </w:rPr>
-              <w:t>préavis d'un mois, effet au 1er jour du mois suivant.</w:t>
+              <w:t xml:space="preserve">préavis d'un mois, effet au 1er jour du mois suivant l'expiration du préavis.</w:t>
             </w:r>
           </w:p>
           <w:p>
@@ -788,7 +788,7 @@
                 <w:color w:val="FFFFFF"/>
                 <w:sz w:val="19"/>
               </w:rPr>
-              <w:t>Pour IDEAFORMA</w:t>
+              <w:t xml:space="preserve">Pour MY EASY AUTO</w:t>
             </w:r>
           </w:p>
         </w:tc>
@@ -885,7 +885,7 @@
         <w:color w:val="8A8FA8"/>
         <w:sz w:val="15"/>
       </w:rPr>
-      <w:t>IDEAFORMA — SIRET 993 125 335 00014 — 144 Avenue Charles de Gaulle, 92200 Neuilly-sur-Seine — contact@myeasyauto.fr — Avenant au contrat d'abonnement My Easy Auto — CGV v1.1</w:t>
+      <w:t xml:space="preserve">MY EASY AUTO — SIRET 993 125 335 00014 — 144 Avenue Charles de Gaulle, 92200 Neuilly-sur-Seine — contact@myeasyauto.fr — Avenant au contrat d'abonnement My Easy Auto — CGV v1.1</w:t>
     </w:r>
   </w:p>
 </w:ftr>
